--- a/docs/downloads/منوعات/doc_0691.docx
+++ b/docs/downloads/منوعات/doc_0691.docx
@@ -1,544 +1,1105 @@
 
 <file path=word/document.xml><?xml version="1.0" encoding="utf-8"?>
-<w:document xmlns:wpc="http://schemas.microsoft.com/office/word/2010/wordprocessingCanvas" xmlns:cx="http://schemas.microsoft.com/office/drawing/2014/chartex" xmlns:cx1="http://schemas.microsoft.com/office/drawing/2015/9/8/chartex" xmlns:cx2="http://schemas.microsoft.com/office/drawing/2015/10/21/chartex" xmlns:cx3="http://schemas.microsoft.com/office/drawing/2016/5/9/chartex" xmlns:cx4="http://schemas.microsoft.com/office/drawing/2016/5/10/chartex" xmlns:cx5="http://schemas.microsoft.com/office/drawing/2016/5/11/chartex" xmlns:cx6="http://schemas.microsoft.com/office/drawing/2016/5/12/chartex" xmlns:cx7="http://schemas.microsoft.com/office/drawing/2016/5/13/chartex" xmlns:cx8="http://schemas.microsoft.com/office/drawing/2016/5/14/chartex" xmlns:mc="http://schemas.openxmlformats.org/markup-compatibility/2006" xmlns:aink="http://schemas.microsoft.com/office/drawing/2016/ink" xmlns:am3d="http://schemas.microsoft.com/office/drawing/2017/model3d" xmlns:o="urn:schemas-microsoft-com:office:office" xmlns:oel="http://schemas.microsoft.com/office/2019/extlst" xmlns:r="http://schemas.openxmlformats.org/officeDocument/2006/relationships" xmlns:m="http://schemas.openxmlformats.org/officeDocument/2006/math" xmlns:v="urn:schemas-microsoft-com:vml" xmlns:wp14="http://schemas.microsoft.com/office/word/2010/wordprocessingDrawing" xmlns:wp="http://schemas.openxmlformats.org/drawingml/2006/wordprocessingDrawing" xmlns:w10="urn:schemas-microsoft-com:office:word" xmlns:w="http://schemas.openxmlformats.org/wordprocessingml/2006/main" xmlns:w14="http://schemas.microsoft.com/office/word/2010/wordml" xmlns:w15="http://schemas.microsoft.com/office/word/2012/wordml" xmlns:w16cex="http://schemas.microsoft.com/office/word/2018/wordml/cex" xmlns:w16cid="http://schemas.microsoft.com/office/word/2016/wordml/cid" xmlns:w16="http://schemas.microsoft.com/office/word/2018/wordml" xmlns:w16sdtdh="http://schemas.microsoft.com/office/word/2020/wordml/sdtdatahash" xmlns:w16se="http://schemas.microsoft.com/office/word/2015/wordml/symex" xmlns:wpg="http://schemas.microsoft.com/office/word/2010/wordprocessingGroup" xmlns:wpi="http://schemas.microsoft.com/office/word/2010/wordprocessingInk" xmlns:wne="http://schemas.microsoft.com/office/word/2006/wordml" xmlns:wps="http://schemas.microsoft.com/office/word/2010/wordprocessingShape" mc:Ignorable="w14 w15 w16se w16cid w16 w16cex w16sdtdh wp14">
+<w:document xmlns:wpc="http://schemas.microsoft.com/office/word/2010/wordprocessingCanvas" xmlns:cx="http://schemas.microsoft.com/office/drawing/2014/chartex" xmlns:cx1="http://schemas.microsoft.com/office/drawing/2015/9/8/chartex" xmlns:cx2="http://schemas.microsoft.com/office/drawing/2015/10/21/chartex" xmlns:cx3="http://schemas.microsoft.com/office/drawing/2016/5/9/chartex" xmlns:cx4="http://schemas.microsoft.com/office/drawing/2016/5/10/chartex" xmlns:cx5="http://schemas.microsoft.com/office/drawing/2016/5/11/chartex" xmlns:cx6="http://schemas.microsoft.com/office/drawing/2016/5/12/chartex" xmlns:cx7="http://schemas.microsoft.com/office/drawing/2016/5/13/chartex" xmlns:cx8="http://schemas.microsoft.com/office/drawing/2016/5/14/chartex" xmlns:mc="http://schemas.openxmlformats.org/markup-compatibility/2006" xmlns:aink="http://schemas.microsoft.com/office/drawing/2016/ink" xmlns:am3d="http://schemas.microsoft.com/office/drawing/2017/model3d" xmlns:o="urn:schemas-microsoft-com:office:office" xmlns:r="http://schemas.openxmlformats.org/officeDocument/2006/relationships" xmlns:m="http://schemas.openxmlformats.org/officeDocument/2006/math" xmlns:v="urn:schemas-microsoft-com:vml" xmlns:wp14="http://schemas.microsoft.com/office/word/2010/wordprocessingDrawing" xmlns:wp="http://schemas.openxmlformats.org/drawingml/2006/wordprocessingDrawing" xmlns:w10="urn:schemas-microsoft-com:office:word" xmlns:w="http://schemas.openxmlformats.org/wordprocessingml/2006/main" xmlns:w14="http://schemas.microsoft.com/office/word/2010/wordml" xmlns:w15="http://schemas.microsoft.com/office/word/2012/wordml" xmlns:w16cid="http://schemas.microsoft.com/office/word/2016/wordml/cid" xmlns:w16se="http://schemas.microsoft.com/office/word/2015/wordml/symex" xmlns:wpg="http://schemas.microsoft.com/office/word/2010/wordprocessingGroup" xmlns:wpi="http://schemas.microsoft.com/office/word/2010/wordprocessingInk" xmlns:wne="http://schemas.microsoft.com/office/word/2006/wordml" xmlns:wps="http://schemas.microsoft.com/office/word/2010/wordprocessingShape" mc:Ignorable="w14 w15 w16se w16cid wp14">
   <w:body>
     <w:p>
       <w:pPr>
-        <w:rPr>
-          <w:rFonts w:hint="cs"/>
-          <w:rtl/>
-        </w:rPr>
-      </w:pPr>
-      <w:r>
-        <w:rPr>
-          <w:rtl/>
+        <w:bidi/>
+        <w:jc w:val="both"/>
+        <w:rPr>
+          <w:rFonts w:ascii="Sakkal Majalla" w:hAnsi="Sakkal Majalla" w:cs="Sakkal Majalla"/>
+          <w:sz w:val="28"/>
+          <w:szCs w:val="28"/>
+          <w:rtl/>
+          <w:lang w:val="en-US"/>
+        </w:rPr>
+      </w:pPr>
+      <w:r>
+        <w:rPr>
+          <w:rFonts w:ascii="Sakkal Majalla" w:hAnsi="Sakkal Majalla" w:cs="Sakkal Majalla"/>
+          <w:sz w:val="28"/>
+          <w:szCs w:val="28"/>
+          <w:rtl/>
+          <w:lang w:val="en-US"/>
         </w:rPr>
         <w:fldChar w:fldCharType="begin"/>
       </w:r>
       <w:r>
         <w:rPr>
-          <w:rtl/>
+          <w:rFonts w:ascii="Sakkal Majalla" w:hAnsi="Sakkal Majalla" w:cs="Sakkal Majalla"/>
+          <w:sz w:val="28"/>
+          <w:szCs w:val="28"/>
+          <w:rtl/>
+          <w:lang w:val="en-US"/>
         </w:rPr>
         <w:instrText xml:space="preserve"> </w:instrText>
       </w:r>
       <w:r>
         <w:rPr>
-          <w:rFonts w:hint="cs"/>
+          <w:rFonts w:ascii="Sakkal Majalla" w:hAnsi="Sakkal Majalla" w:cs="Sakkal Majalla"/>
+          <w:sz w:val="28"/>
+          <w:szCs w:val="28"/>
+          <w:lang w:val="en-US"/>
         </w:rPr>
         <w:instrText>HYPERLINK</w:instrText>
       </w:r>
       <w:r>
         <w:rPr>
-          <w:rFonts w:hint="cs"/>
-          <w:rtl/>
+          <w:rFonts w:ascii="Sakkal Majalla" w:hAnsi="Sakkal Majalla" w:cs="Sakkal Majalla"/>
+          <w:sz w:val="28"/>
+          <w:szCs w:val="28"/>
+          <w:rtl/>
+          <w:lang w:val="en-US"/>
         </w:rPr>
         <w:instrText xml:space="preserve"> "</w:instrText>
       </w:r>
       <w:r>
         <w:rPr>
-          <w:rFonts w:hint="cs"/>
-        </w:rPr>
-        <w:instrText>https://www.soundwords.de/der-bema-des-glaeubigen-a627.html</w:instrText>
-      </w:r>
-      <w:r>
-        <w:rPr>
-          <w:rFonts w:hint="cs"/>
-          <w:rtl/>
-        </w:rPr>
-        <w:instrText>"</w:instrText>
-      </w:r>
-      <w:r>
-        <w:rPr>
-          <w:rtl/>
-        </w:rPr>
-        <w:instrText xml:space="preserve"> </w:instrText>
-      </w:r>
-      <w:r>
-        <w:rPr>
-          <w:rtl/>
-        </w:rPr>
-      </w:r>
-      <w:r>
-        <w:rPr>
-          <w:rtl/>
+          <w:rFonts w:ascii="Sakkal Majalla" w:hAnsi="Sakkal Majalla" w:cs="Sakkal Majalla"/>
+          <w:sz w:val="28"/>
+          <w:szCs w:val="28"/>
+          <w:lang w:val="en-US"/>
+        </w:rPr>
+        <w:instrText>https://www.soundwords.de/du-kannst-ein-glueckliches-leben-haben-a9990.html</w:instrText>
+      </w:r>
+      <w:r>
+        <w:rPr>
+          <w:rFonts w:ascii="Sakkal Majalla" w:hAnsi="Sakkal Majalla" w:cs="Sakkal Majalla"/>
+          <w:sz w:val="28"/>
+          <w:szCs w:val="28"/>
+          <w:rtl/>
+          <w:lang w:val="en-US"/>
+        </w:rPr>
+        <w:instrText xml:space="preserve">" </w:instrText>
+      </w:r>
+      <w:r>
+        <w:rPr>
+          <w:rFonts w:ascii="Sakkal Majalla" w:hAnsi="Sakkal Majalla" w:cs="Sakkal Majalla"/>
+          <w:sz w:val="28"/>
+          <w:szCs w:val="28"/>
+          <w:rtl/>
+          <w:lang w:val="en-US"/>
         </w:rPr>
         <w:fldChar w:fldCharType="separate"/>
       </w:r>
       <w:r>
         <w:rPr>
           <w:rStyle w:val="Hyperlink"/>
-          <w:rFonts w:hint="cs"/>
-          <w:rtl/>
-        </w:rPr>
-        <w:t>"</w:t>
-      </w:r>
+          <w:rFonts w:ascii="Sakkal Majalla" w:hAnsi="Sakkal Majalla" w:cs="Sakkal Majalla" w:hint="cs"/>
+          <w:sz w:val="28"/>
+          <w:szCs w:val="28"/>
+          <w:rtl/>
+          <w:lang w:val="en-US"/>
+        </w:rPr>
+        <w:t>بإمكانك أن تكون لك حياة سعيدة</w:t>
+      </w:r>
+      <w:r>
+        <w:rPr>
+          <w:rFonts w:ascii="Sakkal Majalla" w:hAnsi="Sakkal Majalla" w:cs="Sakkal Majalla"/>
+          <w:sz w:val="28"/>
+          <w:szCs w:val="28"/>
+          <w:rtl/>
+          <w:lang w:val="en-US"/>
+        </w:rPr>
+        <w:fldChar w:fldCharType="end"/>
+      </w:r>
+    </w:p>
+    <w:p>
+      <w:pPr>
+        <w:bidi/>
+        <w:jc w:val="both"/>
+        <w:rPr>
+          <w:rFonts w:ascii="Sakkal Majalla" w:hAnsi="Sakkal Majalla" w:cs="Sakkal Majalla"/>
+          <w:sz w:val="28"/>
+          <w:szCs w:val="28"/>
+          <w:rtl/>
+          <w:lang w:val="en-US"/>
+        </w:rPr>
+      </w:pPr>
       <w:proofErr w:type="spellStart"/>
       <w:r>
         <w:rPr>
-          <w:rStyle w:val="Hyperlink"/>
-          <w:rFonts w:hint="cs"/>
-          <w:rtl/>
-        </w:rPr>
-        <w:t>بيما</w:t>
+          <w:rFonts w:ascii="Sakkal Majalla" w:hAnsi="Sakkal Majalla" w:cs="Sakkal Majalla" w:hint="cs"/>
+          <w:sz w:val="28"/>
+          <w:szCs w:val="28"/>
+          <w:rtl/>
+          <w:lang w:val="en-US"/>
+        </w:rPr>
+        <w:t>إلمور</w:t>
       </w:r>
       <w:proofErr w:type="spellEnd"/>
       <w:r>
         <w:rPr>
-          <w:rStyle w:val="Hyperlink"/>
-          <w:rFonts w:hint="cs"/>
-          <w:rtl/>
-        </w:rPr>
-        <w:t>" المؤمن</w:t>
-      </w:r>
-      <w:r>
-        <w:rPr>
-          <w:rtl/>
-        </w:rPr>
-        <w:fldChar w:fldCharType="end"/>
-      </w:r>
-      <w:r>
-        <w:rPr>
-          <w:rFonts w:hint="cs"/>
-          <w:rtl/>
-        </w:rPr>
-        <w:t xml:space="preserve"> ... أو: ما الذي ينتظرني عند كرسي القضاء!</w:t>
-      </w:r>
-    </w:p>
-    <w:p>
-      <w:pPr>
-        <w:bidi w:val="0"/>
-        <w:rPr>
-          <w:rtl/>
-        </w:rPr>
-      </w:pPr>
-      <w:r>
-        <w:t>David R. Reid</w:t>
-      </w:r>
-    </w:p>
-    <w:p>
-      <w:pPr>
-        <w:rPr>
-          <w:rtl/>
-        </w:rPr>
-      </w:pPr>
-      <w:r>
-        <w:rPr>
-          <w:rFonts w:hint="cs"/>
-          <w:rtl/>
-        </w:rPr>
-        <w:t>تمهيد</w:t>
-      </w:r>
-    </w:p>
-    <w:p>
-      <w:pPr>
-        <w:rPr>
-          <w:rtl/>
-        </w:rPr>
-      </w:pPr>
-      <w:r>
-        <w:rPr>
-          <w:rFonts w:hint="cs"/>
-          <w:rtl/>
-        </w:rPr>
-        <w:t>بين آثار كورنثوس القديمة كشف علماء الأثار عن "أغورا" من عهود قديمة</w:t>
-      </w:r>
-      <w:r>
-        <w:rPr>
-          <w:rFonts w:hint="cs"/>
-          <w:rtl/>
-        </w:rPr>
-        <w:t xml:space="preserve"> الموجودة في سوق المدينة أو مركز التجمع فيها. في أحد أطراف هذا المكان المفتوح المرصوف بالحجارة يوجد لوح حجري مربع كبير أو منبر يرتفع تقريبًا ثماني أمتار عن </w:t>
-      </w:r>
-      <w:r>
-        <w:rPr>
-          <w:rFonts w:hint="cs"/>
-          <w:rtl/>
-        </w:rPr>
-        <w:t>ترصيف "</w:t>
+          <w:rFonts w:ascii="Sakkal Majalla" w:hAnsi="Sakkal Majalla" w:cs="Sakkal Majalla" w:hint="cs"/>
+          <w:sz w:val="28"/>
+          <w:szCs w:val="28"/>
+          <w:rtl/>
+          <w:lang w:val="en-US"/>
+        </w:rPr>
+        <w:t xml:space="preserve"> كلير </w:t>
       </w:r>
       <w:proofErr w:type="spellStart"/>
       <w:r>
         <w:rPr>
-          <w:rFonts w:hint="cs"/>
-          <w:rtl/>
-        </w:rPr>
-        <w:t>الأغورا</w:t>
+          <w:rFonts w:ascii="Sakkal Majalla" w:hAnsi="Sakkal Majalla" w:cs="Sakkal Majalla" w:hint="cs"/>
+          <w:sz w:val="28"/>
+          <w:szCs w:val="28"/>
+          <w:rtl/>
+          <w:lang w:val="en-US"/>
+        </w:rPr>
+        <w:t>هادلي</w:t>
       </w:r>
       <w:proofErr w:type="spellEnd"/>
-      <w:r>
-        <w:rPr>
-          <w:rFonts w:hint="cs"/>
-          <w:rtl/>
-        </w:rPr>
-        <w:t>". هذه كانت "</w:t>
-      </w:r>
-      <w:proofErr w:type="spellStart"/>
-      <w:r>
-        <w:rPr>
-          <w:rFonts w:hint="cs"/>
-          <w:rtl/>
-        </w:rPr>
-        <w:t>البيما</w:t>
-      </w:r>
-      <w:proofErr w:type="spellEnd"/>
-      <w:r>
-        <w:rPr>
-          <w:rFonts w:hint="cs"/>
-          <w:rtl/>
-        </w:rPr>
-        <w:t xml:space="preserve">". هنا جلس القضاة ليحكموا </w:t>
-      </w:r>
-      <w:r>
-        <w:rPr>
-          <w:rtl/>
-        </w:rPr>
-        <w:t>في الدعاوى المدنية</w:t>
-      </w:r>
-      <w:r>
-        <w:rPr>
-          <w:rFonts w:hint="cs"/>
-          <w:rtl/>
-        </w:rPr>
-        <w:t xml:space="preserve"> أو ليشاهدوا مباريات رياضية.</w:t>
-      </w:r>
-      <w:r>
-        <w:rPr>
-          <w:rFonts w:hint="cs"/>
-          <w:rtl/>
-        </w:rPr>
-        <w:t xml:space="preserve"> وفعلاً كانوا قد عثروا على كُتل انطلاق للمباريات في رصيف </w:t>
-      </w:r>
-      <w:proofErr w:type="spellStart"/>
-      <w:r>
-        <w:rPr>
-          <w:rFonts w:hint="cs"/>
-          <w:rtl/>
-        </w:rPr>
-        <w:t>الأغورا</w:t>
-      </w:r>
-      <w:proofErr w:type="spellEnd"/>
-      <w:r>
-        <w:rPr>
-          <w:rFonts w:hint="cs"/>
-          <w:rtl/>
-        </w:rPr>
-        <w:t xml:space="preserve">، ويُفترض بأن العدائين كانوا يركضون على امتداد </w:t>
-      </w:r>
-      <w:proofErr w:type="spellStart"/>
-      <w:r>
-        <w:rPr>
-          <w:rFonts w:hint="cs"/>
-          <w:rtl/>
-        </w:rPr>
-        <w:t>البيما</w:t>
-      </w:r>
-      <w:proofErr w:type="spellEnd"/>
-      <w:r>
-        <w:rPr>
-          <w:rFonts w:hint="cs"/>
-          <w:rtl/>
-        </w:rPr>
-        <w:t xml:space="preserve">، حينما كانوا ينتهون من سباقهم. </w:t>
-      </w:r>
-      <w:r>
-        <w:rPr>
-          <w:rtl/>
-        </w:rPr>
-        <w:t xml:space="preserve">قد يكون المصارعون والرياضيون الآخرون قد تنافسوا أيضًا، أو على الأقل عرضوا هناك أمام </w:t>
-      </w:r>
-      <w:proofErr w:type="spellStart"/>
-      <w:r>
-        <w:rPr>
-          <w:rtl/>
-        </w:rPr>
-        <w:t>البيما</w:t>
-      </w:r>
-      <w:proofErr w:type="spellEnd"/>
-      <w:r>
-        <w:rPr>
-          <w:rtl/>
-        </w:rPr>
-        <w:t>.</w:t>
-      </w:r>
-      <w:r>
-        <w:rPr>
-          <w:rFonts w:hint="cs"/>
-          <w:rtl/>
-        </w:rPr>
-        <w:t xml:space="preserve"> وكان على الحكام أن يقيموا في </w:t>
-      </w:r>
-      <w:proofErr w:type="spellStart"/>
-      <w:r>
-        <w:rPr>
-          <w:rFonts w:hint="cs"/>
-          <w:rtl/>
-        </w:rPr>
-        <w:t>البيما</w:t>
-      </w:r>
-      <w:proofErr w:type="spellEnd"/>
-      <w:r>
-        <w:rPr>
-          <w:rFonts w:hint="cs"/>
-          <w:rtl/>
-        </w:rPr>
-        <w:t xml:space="preserve"> </w:t>
-      </w:r>
-      <w:r>
-        <w:rPr>
-          <w:rtl/>
-        </w:rPr>
-        <w:t>مدى جودة تنافس الرياضيين ومن يجب أن يحصل على الجائزة.</w:t>
-      </w:r>
-    </w:p>
-    <w:p>
-      <w:pPr>
-        <w:rPr>
-          <w:rtl/>
-        </w:rPr>
-      </w:pPr>
-      <w:r>
-        <w:rPr>
-          <w:rFonts w:hint="cs"/>
-          <w:rtl/>
-        </w:rPr>
-        <w:t xml:space="preserve">مقاطع كثيرة في العهد الجديد تستخدم ثقافة رياضية ومباريات، لتصوير الحياة المسيحية. اقرأ مثلاً رومية 9: 24 </w:t>
-      </w:r>
-      <w:r>
-        <w:rPr>
-          <w:rtl/>
-        </w:rPr>
-        <w:t>–</w:t>
-      </w:r>
-      <w:r>
-        <w:rPr>
-          <w:rFonts w:hint="cs"/>
-          <w:rtl/>
-        </w:rPr>
-        <w:t xml:space="preserve"> 27، حيث يصف الرسول بولس الحقيقة، بأن "الجهاد الحسن" في الحياة المسيحية يتطلب</w:t>
-      </w:r>
-      <w:r>
-        <w:rPr>
-          <w:rFonts w:hint="cs"/>
-          <w:rtl/>
-        </w:rPr>
-        <w:t xml:space="preserve"> تدريب</w:t>
-      </w:r>
-      <w:r>
-        <w:rPr>
-          <w:rFonts w:hint="cs"/>
-          <w:rtl/>
-        </w:rPr>
-        <w:t xml:space="preserve"> </w:t>
-      </w:r>
-      <w:r>
-        <w:rPr>
-          <w:rFonts w:hint="cs"/>
-          <w:rtl/>
-        </w:rPr>
-        <w:t>صارم</w:t>
-      </w:r>
-      <w:r>
-        <w:rPr>
-          <w:rFonts w:hint="cs"/>
-          <w:rtl/>
-        </w:rPr>
-        <w:t>،</w:t>
-      </w:r>
-      <w:r>
-        <w:rPr>
-          <w:rFonts w:hint="cs"/>
-          <w:rtl/>
-        </w:rPr>
-        <w:t xml:space="preserve"> وانضباط وتضحية. عبرانيين 12: 12 يصف مجموعة من الناس تشاهد مباراة، ويشجعنا بأن نتخلّى "كعدّائين" مسيحيين عن كل ما </w:t>
-      </w:r>
-      <w:proofErr w:type="spellStart"/>
-      <w:r>
-        <w:rPr>
-          <w:rFonts w:hint="cs"/>
-          <w:rtl/>
-        </w:rPr>
-        <w:t>سيعيقنا</w:t>
-      </w:r>
-      <w:proofErr w:type="spellEnd"/>
-      <w:r>
-        <w:rPr>
-          <w:rFonts w:hint="cs"/>
-          <w:rtl/>
-        </w:rPr>
-        <w:t xml:space="preserve"> أو سيوقفنا عن السعي الحسن. في 2. تيموثاوس 2: 5 يقول لنا بولس، بأن من عادة الرياضيين أنهم يجب أن يجاهدوا إن أرادوا الفوز، وفي نهاية حياته قال بولس: "</w:t>
-      </w:r>
-      <w:r>
-        <w:rPr>
-          <w:rtl/>
-        </w:rPr>
-        <w:t xml:space="preserve"> قَدْ جَاهَدْتُ الْجِهَادَ الْحَسَنَ، أَكْمَلْتُ السَّعْيَ، حَفِظْتُ الإِيمَانَ،</w:t>
-      </w:r>
-      <w:r>
-        <w:rPr>
-          <w:rFonts w:hint="cs"/>
-          <w:rtl/>
-        </w:rPr>
-        <w:t xml:space="preserve">" (2. </w:t>
-      </w:r>
-      <w:r>
-        <w:rPr>
-          <w:rFonts w:hint="cs"/>
-          <w:rtl/>
-        </w:rPr>
-        <w:t>تيموثاوس 4: 7). وهنالك الكثير من المواضع الشبيهة في العهد الجديد تسلّمنا مشاهد مفيدة لنا كيف علينا أن نحيا حياتنا حسنًا كمسيحيين.</w:t>
-      </w:r>
-    </w:p>
-    <w:p>
-      <w:pPr>
-        <w:rPr>
-          <w:rFonts w:hint="cs"/>
-        </w:rPr>
-      </w:pPr>
-      <w:r>
-        <w:rPr>
-          <w:rFonts w:hint="cs"/>
-          <w:rtl/>
-        </w:rPr>
-        <w:t>ما هي غاية المؤمن ونحن "نركض في ميدان" الحياة المسيحية؟ هل غايتنا الحصول على الحياة الأبدية وأن نصل السماء؟ كلا! فنحن "لا نعمل على تكوين طريقنا إلى السماء"</w:t>
-      </w:r>
-      <w:r>
-        <w:rPr>
-          <w:rFonts w:hint="cs"/>
-          <w:rtl/>
-        </w:rPr>
-        <w:t xml:space="preserve"> من خلال عيشنا حياة صالحة. الكتاب المقدس يعلّمنا بوضوح، بأننا نحصل على الحياة الأبدية وعلى "تذكرة إلى السماء" في اللحظة التي نؤمن فيها بيسوع المسيح مخلّصًا شخصيًا لحياتنا. فالحياة الأبدية والسماء تم ضمانهما إلى الأبد للمؤمن في موت وقيامة يسوع المسيح. في يوحنا 5: 24 قال الرب يسوع، "</w:t>
-      </w:r>
-      <w:r>
-        <w:rPr>
-          <w:rtl/>
-        </w:rPr>
-        <w:t>إِنَّ مَنْ يَسْمَعُ كَلاَمِي وَيُؤْمِنُ بِالَّذِي أَرْسَلَنِي فَلَهُ حَيَاةٌ أَبَدِيَّةٌ، وَلاَ يَأْتِي إِلَى دَيْنُونَةٍ، بَلْ قَدِ انْتَقَلَ مِنَ الْمَوْتِ إِلَى الْحَيَاةِ.</w:t>
-      </w:r>
-      <w:r>
-        <w:rPr>
-          <w:rFonts w:hint="cs"/>
-          <w:rtl/>
-        </w:rPr>
-        <w:t>"، انتبه بأن الرب يسوع لا يقول: "ستكون له الحياة الأبدية"، وإنما: "له حياة أبدية". ولم يقًل: "سينتقل من الموت إلى الحياة"، وإنما: "</w:t>
-      </w:r>
-      <w:r>
-        <w:rPr>
-          <w:rtl/>
-        </w:rPr>
-        <w:t xml:space="preserve"> </w:t>
-      </w:r>
-      <w:r>
-        <w:rPr>
-          <w:rtl/>
-        </w:rPr>
-        <w:t>قَدِ انْتَقَلَ مِنَ الْمَوْتِ إِلَى الْحَيَاةِ</w:t>
-      </w:r>
-      <w:r>
-        <w:rPr>
-          <w:rFonts w:hint="cs"/>
-          <w:rtl/>
-        </w:rPr>
-        <w:t>" وانتبه، بأن ربنا يضع خطًا تحت هذا الحق الأبدي، في أنه بدأ قوله: "</w:t>
-      </w:r>
-      <w:r>
-        <w:rPr>
-          <w:rtl/>
-        </w:rPr>
-        <w:t xml:space="preserve"> </w:t>
-      </w:r>
-      <w:r>
-        <w:rPr>
-          <w:rtl/>
-        </w:rPr>
-        <w:t xml:space="preserve">اَلْحَقَّ </w:t>
-      </w:r>
-      <w:proofErr w:type="spellStart"/>
-      <w:r>
-        <w:rPr>
-          <w:rtl/>
-        </w:rPr>
-        <w:t>الْحَقَّ</w:t>
-      </w:r>
-      <w:proofErr w:type="spellEnd"/>
-      <w:r>
-        <w:rPr>
-          <w:rtl/>
-        </w:rPr>
-        <w:t xml:space="preserve"> أَقُولُ لَكُمْ:</w:t>
-      </w:r>
-      <w:r>
-        <w:rPr>
-          <w:rFonts w:hint="cs"/>
-          <w:rtl/>
-        </w:rPr>
-        <w:t xml:space="preserve"> ..." وبكلمات أخرى، الرب كان مقتنعًا من حقيقة أقواله وأراد من مستمعيه أن لا يضمروا في داخلهم أي شك في ذلك</w:t>
-      </w:r>
-      <w:r>
-        <w:rPr>
-          <w:rFonts w:hint="cs"/>
-          <w:rtl/>
-        </w:rPr>
-        <w:t xml:space="preserve">. لذا فغاية المؤمن ليس الفداء، لأنه قد حصل على الفداء </w:t>
-      </w:r>
-      <w:r>
-        <w:rPr>
-          <w:rtl/>
-        </w:rPr>
-        <w:t>–</w:t>
-      </w:r>
-      <w:r>
-        <w:rPr>
-          <w:rFonts w:hint="cs"/>
-          <w:rtl/>
-        </w:rPr>
-        <w:t xml:space="preserve"> المجد للرب! فالمؤمنون هم جزء من "فريق </w:t>
-      </w:r>
-      <w:hyperlink r:id="rId4" w:anchor=":~:text=Wir%20%E2%80%9Ewetteifern%E2%80%9C%20als%20Repr%C3%A4sentanten" w:history="1">
+    </w:p>
+    <w:p>
+      <w:pPr>
+        <w:bidi/>
+        <w:jc w:val="both"/>
+        <w:rPr>
+          <w:rFonts w:ascii="Sakkal Majalla" w:hAnsi="Sakkal Majalla" w:cs="Sakkal Majalla"/>
+          <w:sz w:val="28"/>
+          <w:szCs w:val="28"/>
+          <w:rtl/>
+          <w:lang w:val="en-US"/>
+        </w:rPr>
+      </w:pPr>
+      <w:r>
+        <w:rPr>
+          <w:rFonts w:ascii="Sakkal Majalla" w:hAnsi="Sakkal Majalla" w:cs="Sakkal Majalla" w:hint="cs"/>
+          <w:sz w:val="28"/>
+          <w:szCs w:val="28"/>
+          <w:rtl/>
+          <w:lang w:val="en-US"/>
+        </w:rPr>
+        <w:t>محتوى المقال</w:t>
+      </w:r>
+    </w:p>
+    <w:p>
+      <w:pPr>
+        <w:pStyle w:val="ListParagraph"/>
+        <w:numPr>
+          <w:ilvl w:val="0"/>
+          <w:numId w:val="2"/>
+        </w:numPr>
+        <w:bidi/>
+        <w:jc w:val="both"/>
+        <w:rPr>
+          <w:rFonts w:ascii="Sakkal Majalla" w:hAnsi="Sakkal Majalla" w:cs="Sakkal Majalla"/>
+          <w:sz w:val="28"/>
+          <w:szCs w:val="28"/>
+          <w:lang w:val="en-US"/>
+        </w:rPr>
+      </w:pPr>
+      <w:r>
+        <w:rPr>
+          <w:rFonts w:ascii="Sakkal Majalla" w:hAnsi="Sakkal Majalla" w:cs="Sakkal Majalla" w:hint="cs"/>
+          <w:sz w:val="28"/>
+          <w:szCs w:val="28"/>
+          <w:rtl/>
+          <w:lang w:val="en-US"/>
+        </w:rPr>
+        <w:t>التعامل مع الذنب</w:t>
+      </w:r>
+    </w:p>
+    <w:p>
+      <w:pPr>
+        <w:pStyle w:val="ListParagraph"/>
+        <w:numPr>
+          <w:ilvl w:val="0"/>
+          <w:numId w:val="2"/>
+        </w:numPr>
+        <w:bidi/>
+        <w:jc w:val="both"/>
+        <w:rPr>
+          <w:rFonts w:ascii="Sakkal Majalla" w:hAnsi="Sakkal Majalla" w:cs="Sakkal Majalla"/>
+          <w:sz w:val="28"/>
+          <w:szCs w:val="28"/>
+          <w:lang w:val="en-US"/>
+        </w:rPr>
+      </w:pPr>
+      <w:r>
+        <w:rPr>
+          <w:rFonts w:ascii="Sakkal Majalla" w:hAnsi="Sakkal Majalla" w:cs="Sakkal Majalla" w:hint="cs"/>
+          <w:sz w:val="28"/>
+          <w:szCs w:val="28"/>
+          <w:rtl/>
+          <w:lang w:val="en-US"/>
+        </w:rPr>
+        <w:t>سلام النفس</w:t>
+      </w:r>
+    </w:p>
+    <w:p>
+      <w:pPr>
+        <w:pStyle w:val="ListParagraph"/>
+        <w:numPr>
+          <w:ilvl w:val="0"/>
+          <w:numId w:val="2"/>
+        </w:numPr>
+        <w:bidi/>
+        <w:jc w:val="both"/>
+        <w:rPr>
+          <w:rFonts w:ascii="Sakkal Majalla" w:hAnsi="Sakkal Majalla" w:cs="Sakkal Majalla"/>
+          <w:sz w:val="28"/>
+          <w:szCs w:val="28"/>
+          <w:lang w:val="en-US"/>
+        </w:rPr>
+      </w:pPr>
+      <w:r>
+        <w:rPr>
+          <w:rFonts w:ascii="Sakkal Majalla" w:hAnsi="Sakkal Majalla" w:cs="Sakkal Majalla" w:hint="cs"/>
+          <w:sz w:val="28"/>
+          <w:szCs w:val="28"/>
+          <w:rtl/>
+          <w:lang w:val="en-US"/>
+        </w:rPr>
+        <w:t>التعامل مع الخوف</w:t>
+      </w:r>
+    </w:p>
+    <w:p>
+      <w:pPr>
+        <w:pStyle w:val="ListParagraph"/>
+        <w:numPr>
+          <w:ilvl w:val="0"/>
+          <w:numId w:val="2"/>
+        </w:numPr>
+        <w:bidi/>
+        <w:jc w:val="both"/>
+        <w:rPr>
+          <w:rFonts w:ascii="Sakkal Majalla" w:hAnsi="Sakkal Majalla" w:cs="Sakkal Majalla"/>
+          <w:sz w:val="28"/>
+          <w:szCs w:val="28"/>
+          <w:lang w:val="en-US"/>
+        </w:rPr>
+      </w:pPr>
+      <w:r>
+        <w:rPr>
+          <w:rFonts w:ascii="Sakkal Majalla" w:hAnsi="Sakkal Majalla" w:cs="Sakkal Majalla" w:hint="cs"/>
+          <w:sz w:val="28"/>
+          <w:szCs w:val="28"/>
+          <w:rtl/>
+          <w:lang w:val="en-US"/>
+        </w:rPr>
+        <w:t>سلام في الظروف المتعاكسة</w:t>
+      </w:r>
+    </w:p>
+    <w:p>
+      <w:pPr>
+        <w:pStyle w:val="ListParagraph"/>
+        <w:numPr>
+          <w:ilvl w:val="0"/>
+          <w:numId w:val="2"/>
+        </w:numPr>
+        <w:bidi/>
+        <w:jc w:val="both"/>
+        <w:rPr>
+          <w:rFonts w:ascii="Sakkal Majalla" w:hAnsi="Sakkal Majalla" w:cs="Sakkal Majalla"/>
+          <w:sz w:val="28"/>
+          <w:szCs w:val="28"/>
+          <w:lang w:val="en-US"/>
+        </w:rPr>
+      </w:pPr>
+      <w:r>
+        <w:rPr>
+          <w:rFonts w:ascii="Sakkal Majalla" w:hAnsi="Sakkal Majalla" w:cs="Sakkal Majalla" w:hint="cs"/>
+          <w:sz w:val="28"/>
+          <w:szCs w:val="28"/>
+          <w:rtl/>
+          <w:lang w:val="en-US"/>
+        </w:rPr>
+        <w:t>سلام يفوق كل عقل</w:t>
+      </w:r>
+    </w:p>
+    <w:p>
+      <w:pPr>
+        <w:pStyle w:val="ListParagraph"/>
+        <w:numPr>
+          <w:ilvl w:val="0"/>
+          <w:numId w:val="2"/>
+        </w:numPr>
+        <w:bidi/>
+        <w:jc w:val="both"/>
+        <w:rPr>
+          <w:rFonts w:ascii="Sakkal Majalla" w:hAnsi="Sakkal Majalla" w:cs="Sakkal Majalla"/>
+          <w:sz w:val="28"/>
+          <w:szCs w:val="28"/>
+          <w:lang w:val="en-US"/>
+        </w:rPr>
+      </w:pPr>
+      <w:r>
+        <w:rPr>
+          <w:rFonts w:ascii="Sakkal Majalla" w:hAnsi="Sakkal Majalla" w:cs="Sakkal Majalla" w:hint="cs"/>
+          <w:sz w:val="28"/>
+          <w:szCs w:val="28"/>
+          <w:rtl/>
+          <w:lang w:val="en-US"/>
+        </w:rPr>
+        <w:t>سر الطمأنينة الداخلية في الظروف المتعاكسة</w:t>
+      </w:r>
+    </w:p>
+    <w:p>
+      <w:pPr>
+        <w:pStyle w:val="ListParagraph"/>
+        <w:numPr>
+          <w:ilvl w:val="0"/>
+          <w:numId w:val="2"/>
+        </w:numPr>
+        <w:bidi/>
+        <w:jc w:val="both"/>
+        <w:rPr>
+          <w:rFonts w:ascii="Sakkal Majalla" w:hAnsi="Sakkal Majalla" w:cs="Sakkal Majalla"/>
+          <w:sz w:val="28"/>
+          <w:szCs w:val="28"/>
+          <w:lang w:val="en-US"/>
+        </w:rPr>
+      </w:pPr>
+      <w:r>
+        <w:rPr>
+          <w:rFonts w:ascii="Sakkal Majalla" w:hAnsi="Sakkal Majalla" w:cs="Sakkal Majalla" w:hint="cs"/>
+          <w:sz w:val="28"/>
+          <w:szCs w:val="28"/>
+          <w:rtl/>
+          <w:lang w:val="en-US"/>
+        </w:rPr>
+        <w:t>إيجاد الراحة</w:t>
+      </w:r>
+    </w:p>
+    <w:p>
+      <w:pPr>
+        <w:pStyle w:val="ListParagraph"/>
+        <w:numPr>
+          <w:ilvl w:val="0"/>
+          <w:numId w:val="2"/>
+        </w:numPr>
+        <w:bidi/>
+        <w:jc w:val="both"/>
+        <w:rPr>
+          <w:rFonts w:ascii="Sakkal Majalla" w:hAnsi="Sakkal Majalla" w:cs="Sakkal Majalla"/>
+          <w:sz w:val="28"/>
+          <w:szCs w:val="28"/>
+          <w:lang w:val="en-US"/>
+        </w:rPr>
+      </w:pPr>
+      <w:r>
+        <w:rPr>
+          <w:rFonts w:ascii="Sakkal Majalla" w:hAnsi="Sakkal Majalla" w:cs="Sakkal Majalla" w:hint="cs"/>
+          <w:sz w:val="28"/>
+          <w:szCs w:val="28"/>
+          <w:rtl/>
+          <w:lang w:val="en-US"/>
+        </w:rPr>
+        <w:t>الله له السلطان ... أيضًا على حياتك أنت؟!</w:t>
+      </w:r>
+    </w:p>
+    <w:p>
+      <w:pPr>
+        <w:pStyle w:val="ListParagraph"/>
+        <w:numPr>
+          <w:ilvl w:val="0"/>
+          <w:numId w:val="2"/>
+        </w:numPr>
+        <w:bidi/>
+        <w:jc w:val="both"/>
+        <w:rPr>
+          <w:rFonts w:ascii="Sakkal Majalla" w:hAnsi="Sakkal Majalla" w:cs="Sakkal Majalla"/>
+          <w:sz w:val="28"/>
+          <w:szCs w:val="28"/>
+          <w:lang w:val="en-US"/>
+        </w:rPr>
+      </w:pPr>
+      <w:r>
+        <w:rPr>
+          <w:rFonts w:ascii="Sakkal Majalla" w:hAnsi="Sakkal Majalla" w:cs="Sakkal Majalla" w:hint="cs"/>
+          <w:sz w:val="28"/>
+          <w:szCs w:val="28"/>
+          <w:rtl/>
+          <w:lang w:val="en-US"/>
+        </w:rPr>
+        <w:t>لا تقاوم تأديب الله</w:t>
+      </w:r>
+    </w:p>
+    <w:p>
+      <w:pPr>
+        <w:pStyle w:val="ListParagraph"/>
+        <w:numPr>
+          <w:ilvl w:val="0"/>
+          <w:numId w:val="2"/>
+        </w:numPr>
+        <w:bidi/>
+        <w:jc w:val="both"/>
+        <w:rPr>
+          <w:rFonts w:ascii="Sakkal Majalla" w:hAnsi="Sakkal Majalla" w:cs="Sakkal Majalla"/>
+          <w:sz w:val="28"/>
+          <w:szCs w:val="28"/>
+          <w:lang w:val="en-US"/>
+        </w:rPr>
+      </w:pPr>
+      <w:r>
+        <w:rPr>
+          <w:rFonts w:ascii="Sakkal Majalla" w:hAnsi="Sakkal Majalla" w:cs="Sakkal Majalla" w:hint="cs"/>
+          <w:sz w:val="28"/>
+          <w:szCs w:val="28"/>
+          <w:rtl/>
+          <w:lang w:val="en-US"/>
+        </w:rPr>
+        <w:t>خدمة غير مفيدة لك شخصيًا</w:t>
+      </w:r>
+    </w:p>
+    <w:p>
+      <w:pPr>
+        <w:pStyle w:val="ListParagraph"/>
+        <w:numPr>
+          <w:ilvl w:val="0"/>
+          <w:numId w:val="2"/>
+        </w:numPr>
+        <w:bidi/>
+        <w:jc w:val="both"/>
+        <w:rPr>
+          <w:rFonts w:ascii="Sakkal Majalla" w:hAnsi="Sakkal Majalla" w:cs="Sakkal Majalla"/>
+          <w:sz w:val="28"/>
+          <w:szCs w:val="28"/>
+          <w:rtl/>
+          <w:lang w:val="en-US"/>
+        </w:rPr>
+        <w:sectPr>
+          <w:pgSz w:w="11906" w:h="16838"/>
+          <w:pgMar w:top="1440" w:right="1440" w:bottom="1440" w:left="1440" w:header="708" w:footer="708" w:gutter="0"/>
+          <w:cols w:space="708"/>
+          <w:docGrid w:linePitch="360"/>
+        </w:sectPr>
+      </w:pPr>
+      <w:r>
+        <w:rPr>
+          <w:rFonts w:ascii="Sakkal Majalla" w:hAnsi="Sakkal Majalla" w:cs="Sakkal Majalla" w:hint="cs"/>
+          <w:sz w:val="28"/>
+          <w:szCs w:val="28"/>
+          <w:rtl/>
+          <w:lang w:val="en-US"/>
+        </w:rPr>
+        <w:t>سلطان على الخطية</w:t>
+      </w:r>
+    </w:p>
+    <w:p>
+      <w:pPr>
+        <w:bidi/>
+        <w:jc w:val="both"/>
+        <w:rPr>
+          <w:rFonts w:ascii="Sakkal Majalla" w:hAnsi="Sakkal Majalla" w:cs="Sakkal Majalla"/>
+          <w:sz w:val="28"/>
+          <w:szCs w:val="28"/>
+          <w:rtl/>
+          <w:lang w:val="en-US"/>
+        </w:rPr>
+      </w:pPr>
+      <w:hyperlink r:id="rId5" w:history="1">
         <w:r>
           <w:rPr>
             <w:rStyle w:val="Hyperlink"/>
-            <w:rFonts w:hint="cs"/>
+            <w:rFonts w:ascii="Sakkal Majalla" w:hAnsi="Sakkal Majalla" w:cs="Sakkal Majalla" w:hint="cs"/>
+            <w:sz w:val="28"/>
+            <w:szCs w:val="28"/>
             <w:rtl/>
+            <w:lang w:val="en-US"/>
           </w:rPr>
-          <w:t>جديد</w:t>
+          <w:t>التعامل م</w:t>
+        </w:r>
+        <w:r>
+          <w:rPr>
+            <w:rStyle w:val="Hyperlink"/>
+            <w:rFonts w:ascii="Sakkal Majalla" w:hAnsi="Sakkal Majalla" w:cs="Sakkal Majalla" w:hint="cs"/>
+            <w:sz w:val="28"/>
+            <w:szCs w:val="28"/>
+            <w:rtl/>
+            <w:lang w:val="en-US"/>
+          </w:rPr>
+          <w:t>ع</w:t>
+        </w:r>
+        <w:r>
+          <w:rPr>
+            <w:rStyle w:val="Hyperlink"/>
+            <w:rFonts w:ascii="Sakkal Majalla" w:hAnsi="Sakkal Majalla" w:cs="Sakkal Majalla" w:hint="cs"/>
+            <w:sz w:val="28"/>
+            <w:szCs w:val="28"/>
+            <w:rtl/>
+            <w:lang w:val="en-US"/>
+          </w:rPr>
+          <w:t xml:space="preserve"> الذنب</w:t>
         </w:r>
       </w:hyperlink>
-      <w:r>
-        <w:rPr>
-          <w:rFonts w:hint="cs"/>
-          <w:rtl/>
-        </w:rPr>
-        <w:t xml:space="preserve">". </w:t>
-      </w:r>
+    </w:p>
+    <w:p>
+      <w:pPr>
+        <w:bidi/>
+        <w:jc w:val="both"/>
+        <w:rPr>
+          <w:rFonts w:ascii="Sakkal Majalla" w:hAnsi="Sakkal Majalla" w:cs="Sakkal Majalla"/>
+          <w:sz w:val="28"/>
+          <w:szCs w:val="28"/>
+          <w:rtl/>
+          <w:lang w:val="en-US"/>
+        </w:rPr>
+      </w:pPr>
+      <w:r>
+        <w:rPr>
+          <w:rFonts w:ascii="Sakkal Majalla" w:hAnsi="Sakkal Majalla" w:cs="Sakkal Majalla" w:hint="cs"/>
+          <w:sz w:val="28"/>
+          <w:szCs w:val="28"/>
+          <w:rtl/>
+          <w:lang w:val="en-US"/>
+        </w:rPr>
+        <w:t>يوحنا 15: 11: "</w:t>
+      </w:r>
+      <w:r>
+        <w:rPr>
+          <w:rFonts w:ascii="Sakkal Majalla" w:hAnsi="Sakkal Majalla" w:cs="Sakkal Majalla"/>
+          <w:sz w:val="28"/>
+          <w:szCs w:val="28"/>
+          <w:rtl/>
+          <w:lang w:val="en-US"/>
+        </w:rPr>
+        <w:t xml:space="preserve"> كَلَّمْتُكُمْ بِهذَا لِكَيْ يَثْبُتَ فَرَحِي فِيكُمْ وَيُكْمَلَ فَرَحُكُمْ.</w:t>
+      </w:r>
+      <w:r>
+        <w:rPr>
+          <w:rFonts w:ascii="Sakkal Majalla" w:hAnsi="Sakkal Majalla" w:cs="Sakkal Majalla" w:hint="cs"/>
+          <w:sz w:val="28"/>
+          <w:szCs w:val="28"/>
+          <w:rtl/>
+          <w:lang w:val="en-US"/>
+        </w:rPr>
+        <w:t>"</w:t>
+      </w:r>
+    </w:p>
+    <w:p>
+      <w:pPr>
+        <w:bidi/>
+        <w:jc w:val="both"/>
+        <w:rPr>
+          <w:rFonts w:ascii="Sakkal Majalla" w:hAnsi="Sakkal Majalla" w:cs="Sakkal Majalla"/>
+          <w:sz w:val="28"/>
+          <w:szCs w:val="28"/>
+          <w:rtl/>
+          <w:lang w:val="en-US"/>
+        </w:rPr>
+      </w:pPr>
+      <w:r>
+        <w:rPr>
+          <w:rFonts w:ascii="Sakkal Majalla" w:hAnsi="Sakkal Majalla" w:cs="Sakkal Majalla" w:hint="cs"/>
+          <w:sz w:val="28"/>
+          <w:szCs w:val="28"/>
+          <w:rtl/>
+          <w:lang w:val="en-US"/>
+        </w:rPr>
+        <w:t>المحتوى</w:t>
+      </w:r>
+    </w:p>
+    <w:p>
+      <w:pPr>
+        <w:bidi/>
+        <w:spacing w:after="0"/>
+        <w:jc w:val="both"/>
+        <w:rPr>
+          <w:rFonts w:ascii="Sakkal Majalla" w:hAnsi="Sakkal Majalla" w:cs="Sakkal Majalla"/>
+          <w:sz w:val="28"/>
+          <w:szCs w:val="28"/>
+          <w:rtl/>
+          <w:lang w:val="en-US"/>
+        </w:rPr>
+      </w:pPr>
+      <w:r>
+        <w:rPr>
+          <w:rFonts w:ascii="Sakkal Majalla" w:hAnsi="Sakkal Majalla" w:cs="Sakkal Majalla" w:hint="cs"/>
+          <w:sz w:val="28"/>
+          <w:szCs w:val="28"/>
+          <w:rtl/>
+          <w:lang w:val="en-US"/>
+        </w:rPr>
+        <w:t>عبء الاثم</w:t>
+      </w:r>
+    </w:p>
+    <w:p>
+      <w:pPr>
+        <w:bidi/>
+        <w:spacing w:after="0"/>
+        <w:jc w:val="both"/>
+        <w:rPr>
+          <w:rFonts w:ascii="Sakkal Majalla" w:hAnsi="Sakkal Majalla" w:cs="Sakkal Majalla"/>
+          <w:sz w:val="28"/>
+          <w:szCs w:val="28"/>
+          <w:rtl/>
+          <w:lang w:val="en-US"/>
+        </w:rPr>
+      </w:pPr>
+      <w:r>
+        <w:rPr>
+          <w:rFonts w:ascii="Sakkal Majalla" w:hAnsi="Sakkal Majalla" w:cs="Sakkal Majalla" w:hint="cs"/>
+          <w:sz w:val="28"/>
+          <w:szCs w:val="28"/>
+          <w:rtl/>
+          <w:lang w:val="en-US"/>
+        </w:rPr>
+        <w:t>معالجة الذنب</w:t>
+      </w:r>
+    </w:p>
+    <w:p>
+      <w:pPr>
+        <w:bidi/>
+        <w:spacing w:after="0"/>
+        <w:jc w:val="both"/>
+        <w:rPr>
+          <w:rFonts w:ascii="Sakkal Majalla" w:hAnsi="Sakkal Majalla" w:cs="Sakkal Majalla"/>
+          <w:sz w:val="28"/>
+          <w:szCs w:val="28"/>
+          <w:rtl/>
+          <w:lang w:val="en-US"/>
+        </w:rPr>
+      </w:pPr>
+      <w:r>
+        <w:rPr>
+          <w:rFonts w:ascii="Sakkal Majalla" w:hAnsi="Sakkal Majalla" w:cs="Sakkal Majalla" w:hint="cs"/>
+          <w:sz w:val="28"/>
+          <w:szCs w:val="28"/>
+          <w:rtl/>
+          <w:lang w:val="en-US"/>
+        </w:rPr>
+        <w:t>البحث عن السلام</w:t>
+      </w:r>
+    </w:p>
+    <w:p>
+      <w:pPr>
+        <w:bidi/>
+        <w:spacing w:after="0"/>
+        <w:jc w:val="both"/>
+        <w:rPr>
+          <w:rFonts w:ascii="Sakkal Majalla" w:hAnsi="Sakkal Majalla" w:cs="Sakkal Majalla"/>
+          <w:sz w:val="28"/>
+          <w:szCs w:val="28"/>
+          <w:rtl/>
+          <w:lang w:val="en-US"/>
+        </w:rPr>
+      </w:pPr>
+      <w:r>
+        <w:rPr>
+          <w:rFonts w:ascii="Sakkal Majalla" w:hAnsi="Sakkal Majalla" w:cs="Sakkal Majalla" w:hint="cs"/>
+          <w:sz w:val="28"/>
+          <w:szCs w:val="28"/>
+          <w:rtl/>
+          <w:lang w:val="en-US"/>
+        </w:rPr>
+        <w:t>الطاعة ضرورية</w:t>
+      </w:r>
+    </w:p>
+    <w:p>
+      <w:pPr>
+        <w:bidi/>
+        <w:jc w:val="both"/>
+        <w:rPr>
+          <w:rFonts w:ascii="Sakkal Majalla" w:hAnsi="Sakkal Majalla" w:cs="Sakkal Majalla"/>
+          <w:sz w:val="28"/>
+          <w:szCs w:val="28"/>
+          <w:rtl/>
+          <w:lang w:val="en-US"/>
+        </w:rPr>
+      </w:pPr>
+      <w:r>
+        <w:rPr>
+          <w:rFonts w:ascii="Sakkal Majalla" w:hAnsi="Sakkal Majalla" w:cs="Sakkal Majalla" w:hint="cs"/>
+          <w:sz w:val="28"/>
+          <w:szCs w:val="28"/>
+          <w:rtl/>
+          <w:lang w:val="en-US"/>
+        </w:rPr>
+        <w:t>أعمال الله</w:t>
+      </w:r>
+    </w:p>
+    <w:p>
+      <w:pPr>
+        <w:bidi/>
+        <w:jc w:val="both"/>
+        <w:rPr>
+          <w:rFonts w:ascii="Sakkal Majalla" w:hAnsi="Sakkal Majalla" w:cs="Sakkal Majalla"/>
+          <w:sz w:val="28"/>
+          <w:szCs w:val="28"/>
+          <w:rtl/>
+          <w:lang w:val="en-US"/>
+        </w:rPr>
+      </w:pPr>
+      <w:r>
+        <w:rPr>
+          <w:rFonts w:ascii="Sakkal Majalla" w:hAnsi="Sakkal Majalla" w:cs="Sakkal Majalla" w:hint="cs"/>
+          <w:sz w:val="28"/>
+          <w:szCs w:val="28"/>
+          <w:rtl/>
+          <w:lang w:val="en-US"/>
+        </w:rPr>
+        <w:t>لماذا الكثير من المسيحيين غير مستريحين، مهمومين وغير سعداء، بالرغم من أن العدد المذكور أعلاه يقول لنا بوضوح: بأنه ليس هذا ما يقصده الله لأولاده؟ في سلسلة المقالات هذه نرجو بأن نوضح هذا السؤال، لكي نكتشف ما هو دواء الله، لكيما تكون لنا القدرة أن نقول مع بولس: "</w:t>
+      </w:r>
+      <w:r>
+        <w:rPr>
+          <w:rtl/>
+        </w:rPr>
+        <w:t xml:space="preserve"> </w:t>
+      </w:r>
+      <w:r>
+        <w:rPr>
+          <w:rFonts w:ascii="Sakkal Majalla" w:hAnsi="Sakkal Majalla" w:cs="Sakkal Majalla"/>
+          <w:sz w:val="28"/>
+          <w:szCs w:val="28"/>
+          <w:rtl/>
+          <w:lang w:val="en-US"/>
+        </w:rPr>
+        <w:t>فَإِنِّي قَدْ تَعَلَّمْتُ أَنْ أَكُونَ مُكْتَفِيًا بِمَا أَنَا فِيهِ.</w:t>
+      </w:r>
+      <w:r>
+        <w:rPr>
+          <w:rFonts w:ascii="Sakkal Majalla" w:hAnsi="Sakkal Majalla" w:cs="Sakkal Majalla" w:hint="cs"/>
+          <w:sz w:val="28"/>
+          <w:szCs w:val="28"/>
+          <w:rtl/>
+          <w:lang w:val="en-US"/>
+        </w:rPr>
+        <w:t>" (فيلبي 4: 11).</w:t>
+      </w:r>
+    </w:p>
+    <w:p>
+      <w:pPr>
+        <w:bidi/>
+        <w:jc w:val="both"/>
+        <w:rPr>
+          <w:rFonts w:ascii="Sakkal Majalla" w:hAnsi="Sakkal Majalla" w:cs="Sakkal Majalla"/>
+          <w:sz w:val="28"/>
+          <w:szCs w:val="28"/>
+          <w:rtl/>
+          <w:lang w:val="en-US"/>
+        </w:rPr>
+      </w:pPr>
+      <w:r>
+        <w:rPr>
+          <w:rFonts w:ascii="Sakkal Majalla" w:hAnsi="Sakkal Majalla" w:cs="Sakkal Majalla" w:hint="cs"/>
+          <w:sz w:val="28"/>
+          <w:szCs w:val="28"/>
+          <w:rtl/>
+          <w:lang w:val="en-US"/>
+        </w:rPr>
+        <w:t>عبء الاثم (الإحساس بالذنب)</w:t>
+      </w:r>
+    </w:p>
+    <w:p>
+      <w:pPr>
+        <w:bidi/>
+        <w:jc w:val="both"/>
+        <w:rPr>
+          <w:rFonts w:ascii="Sakkal Majalla" w:hAnsi="Sakkal Majalla" w:cs="Sakkal Majalla"/>
+          <w:sz w:val="28"/>
+          <w:szCs w:val="28"/>
+          <w:rtl/>
+          <w:lang w:val="en-US"/>
+        </w:rPr>
+      </w:pPr>
+      <w:r>
+        <w:rPr>
+          <w:rFonts w:ascii="Sakkal Majalla" w:hAnsi="Sakkal Majalla" w:cs="Sakkal Majalla" w:hint="cs"/>
+          <w:sz w:val="28"/>
+          <w:szCs w:val="28"/>
+          <w:rtl/>
+          <w:lang w:val="en-US"/>
+        </w:rPr>
+        <w:t>إحدى أسباب الحزن الرئيسية هو الشعور بالذنب، الذي يُثقل على الضمير ويحرم النفس من سلامها. قبل أن يكون لنا فرح حقيقي، لا بد أن يكون هناك أولاً سلام مع الله. عندما يكون هنالك أي شك من حول سلامنا مع الله</w:t>
+      </w:r>
+      <w:r>
+        <w:rPr>
+          <w:rFonts w:ascii="Sakkal Majalla" w:hAnsi="Sakkal Majalla" w:cs="Sakkal Majalla" w:hint="cs"/>
+          <w:sz w:val="28"/>
+          <w:szCs w:val="28"/>
+          <w:rtl/>
+          <w:lang w:val="en-US"/>
+        </w:rPr>
+        <w:t>، فلن يتواجد أي سلام دائم في النفس. إن أردنا إيجاد السلام والفرح الناتج عنه، لا بد لنا أن نبدأ بمسألة الذنب ونعرف كيف يمكن إزالته.</w:t>
+      </w:r>
+    </w:p>
+    <w:p>
+      <w:pPr>
+        <w:bidi/>
+        <w:jc w:val="both"/>
+        <w:rPr>
+          <w:rFonts w:ascii="Sakkal Majalla" w:hAnsi="Sakkal Majalla" w:cs="Sakkal Majalla"/>
+          <w:sz w:val="28"/>
+          <w:szCs w:val="28"/>
+          <w:rtl/>
+          <w:lang w:val="en-US"/>
+        </w:rPr>
+      </w:pPr>
+      <w:r>
+        <w:rPr>
+          <w:rFonts w:ascii="Sakkal Majalla" w:hAnsi="Sakkal Majalla" w:cs="Sakkal Majalla" w:hint="cs"/>
+          <w:sz w:val="28"/>
+          <w:szCs w:val="28"/>
+          <w:rtl/>
+          <w:lang w:val="en-US"/>
+        </w:rPr>
+        <w:t xml:space="preserve">الذنب يُبطل الفرح والسلام. هو يرهق احترام الذات ويحرمنا من اليقين بأنفسنا. كيف يمكننا أن نثق بذواتنا إن كنا نعلم أننا فعلنا الكثير من الأخطاء؟ من الممكن أن نحاول التهرب من ضميرنا في انحيازنا إلى ملذات أرضية، أو نحاول في تهدئة صوت ضميرنا بجدالات، بأن الأزمنة قد تغيرت </w:t>
+      </w:r>
+      <w:bookmarkStart w:id="0" w:name="_GoBack"/>
+      <w:bookmarkEnd w:id="0"/>
     </w:p>
     <w:sectPr>
       <w:pgSz w:w="11906" w:h="16838"/>
       <w:pgMar w:top="1440" w:right="1440" w:bottom="1440" w:left="1440" w:header="708" w:footer="708" w:gutter="0"/>
       <w:cols w:space="708"/>
-      <w:bidi/>
-      <w:rtlGutter/>
       <w:docGrid w:linePitch="360"/>
     </w:sectPr>
   </w:body>
 </w:document>
 </file>
 
+<file path=word/numbering.xml><?xml version="1.0" encoding="utf-8"?>
+<w:numbering xmlns:wpc="http://schemas.microsoft.com/office/word/2010/wordprocessingCanvas" xmlns:cx="http://schemas.microsoft.com/office/drawing/2014/chartex" xmlns:cx1="http://schemas.microsoft.com/office/drawing/2015/9/8/chartex" xmlns:cx2="http://schemas.microsoft.com/office/drawing/2015/10/21/chartex" xmlns:cx3="http://schemas.microsoft.com/office/drawing/2016/5/9/chartex" xmlns:cx4="http://schemas.microsoft.com/office/drawing/2016/5/10/chartex" xmlns:cx5="http://schemas.microsoft.com/office/drawing/2016/5/11/chartex" xmlns:cx6="http://schemas.microsoft.com/office/drawing/2016/5/12/chartex" xmlns:cx7="http://schemas.microsoft.com/office/drawing/2016/5/13/chartex" xmlns:cx8="http://schemas.microsoft.com/office/drawing/2016/5/14/chartex" xmlns:mc="http://schemas.openxmlformats.org/markup-compatibility/2006" xmlns:aink="http://schemas.microsoft.com/office/drawing/2016/ink" xmlns:am3d="http://schemas.microsoft.com/office/drawing/2017/model3d" xmlns:o="urn:schemas-microsoft-com:office:office" xmlns:r="http://schemas.openxmlformats.org/officeDocument/2006/relationships" xmlns:m="http://schemas.openxmlformats.org/officeDocument/2006/math" xmlns:v="urn:schemas-microsoft-com:vml" xmlns:wp14="http://schemas.microsoft.com/office/word/2010/wordprocessingDrawing" xmlns:wp="http://schemas.openxmlformats.org/drawingml/2006/wordprocessingDrawing" xmlns:w10="urn:schemas-microsoft-com:office:word" xmlns:w="http://schemas.openxmlformats.org/wordprocessingml/2006/main" xmlns:w14="http://schemas.microsoft.com/office/word/2010/wordml" xmlns:w15="http://schemas.microsoft.com/office/word/2012/wordml" xmlns:w16cid="http://schemas.microsoft.com/office/word/2016/wordml/cid" xmlns:w16se="http://schemas.microsoft.com/office/word/2015/wordml/symex" xmlns:wpg="http://schemas.microsoft.com/office/word/2010/wordprocessingGroup" xmlns:wpi="http://schemas.microsoft.com/office/word/2010/wordprocessingInk" xmlns:wne="http://schemas.microsoft.com/office/word/2006/wordml" xmlns:wps="http://schemas.microsoft.com/office/word/2010/wordprocessingShape" mc:Ignorable="w14 w15 w16se w16cid wp14">
+  <w:abstractNum w:abstractNumId="0" w15:restartNumberingAfterBreak="0">
+    <w:nsid w:val="059B497D"/>
+    <w:multiLevelType w:val="hybridMultilevel"/>
+    <w:tmpl w:val="7396D5BC"/>
+    <w:lvl w:ilvl="0" w:tplc="B96AB626">
+      <w:numFmt w:val="bullet"/>
+      <w:lvlText w:val="-"/>
+      <w:lvlJc w:val="left"/>
+      <w:pPr>
+        <w:ind w:left="720" w:hanging="360"/>
+      </w:pPr>
+      <w:rPr>
+        <w:rFonts w:ascii="Sakkal Majalla" w:eastAsiaTheme="minorHAnsi" w:hAnsi="Sakkal Majalla" w:cs="Sakkal Majalla" w:hint="default"/>
+      </w:rPr>
+    </w:lvl>
+    <w:lvl w:ilvl="1" w:tplc="20000003" w:tentative="1">
+      <w:start w:val="1"/>
+      <w:numFmt w:val="bullet"/>
+      <w:lvlText w:val="o"/>
+      <w:lvlJc w:val="left"/>
+      <w:pPr>
+        <w:ind w:left="1440" w:hanging="360"/>
+      </w:pPr>
+      <w:rPr>
+        <w:rFonts w:ascii="Courier New" w:hAnsi="Courier New" w:cs="Courier New" w:hint="default"/>
+      </w:rPr>
+    </w:lvl>
+    <w:lvl w:ilvl="2" w:tplc="20000005" w:tentative="1">
+      <w:start w:val="1"/>
+      <w:numFmt w:val="bullet"/>
+      <w:lvlText w:val=""/>
+      <w:lvlJc w:val="left"/>
+      <w:pPr>
+        <w:ind w:left="2160" w:hanging="360"/>
+      </w:pPr>
+      <w:rPr>
+        <w:rFonts w:ascii="Wingdings" w:hAnsi="Wingdings" w:hint="default"/>
+      </w:rPr>
+    </w:lvl>
+    <w:lvl w:ilvl="3" w:tplc="20000001" w:tentative="1">
+      <w:start w:val="1"/>
+      <w:numFmt w:val="bullet"/>
+      <w:lvlText w:val=""/>
+      <w:lvlJc w:val="left"/>
+      <w:pPr>
+        <w:ind w:left="2880" w:hanging="360"/>
+      </w:pPr>
+      <w:rPr>
+        <w:rFonts w:ascii="Symbol" w:hAnsi="Symbol" w:hint="default"/>
+      </w:rPr>
+    </w:lvl>
+    <w:lvl w:ilvl="4" w:tplc="20000003" w:tentative="1">
+      <w:start w:val="1"/>
+      <w:numFmt w:val="bullet"/>
+      <w:lvlText w:val="o"/>
+      <w:lvlJc w:val="left"/>
+      <w:pPr>
+        <w:ind w:left="3600" w:hanging="360"/>
+      </w:pPr>
+      <w:rPr>
+        <w:rFonts w:ascii="Courier New" w:hAnsi="Courier New" w:cs="Courier New" w:hint="default"/>
+      </w:rPr>
+    </w:lvl>
+    <w:lvl w:ilvl="5" w:tplc="20000005" w:tentative="1">
+      <w:start w:val="1"/>
+      <w:numFmt w:val="bullet"/>
+      <w:lvlText w:val=""/>
+      <w:lvlJc w:val="left"/>
+      <w:pPr>
+        <w:ind w:left="4320" w:hanging="360"/>
+      </w:pPr>
+      <w:rPr>
+        <w:rFonts w:ascii="Wingdings" w:hAnsi="Wingdings" w:hint="default"/>
+      </w:rPr>
+    </w:lvl>
+    <w:lvl w:ilvl="6" w:tplc="20000001" w:tentative="1">
+      <w:start w:val="1"/>
+      <w:numFmt w:val="bullet"/>
+      <w:lvlText w:val=""/>
+      <w:lvlJc w:val="left"/>
+      <w:pPr>
+        <w:ind w:left="5040" w:hanging="360"/>
+      </w:pPr>
+      <w:rPr>
+        <w:rFonts w:ascii="Symbol" w:hAnsi="Symbol" w:hint="default"/>
+      </w:rPr>
+    </w:lvl>
+    <w:lvl w:ilvl="7" w:tplc="20000003" w:tentative="1">
+      <w:start w:val="1"/>
+      <w:numFmt w:val="bullet"/>
+      <w:lvlText w:val="o"/>
+      <w:lvlJc w:val="left"/>
+      <w:pPr>
+        <w:ind w:left="5760" w:hanging="360"/>
+      </w:pPr>
+      <w:rPr>
+        <w:rFonts w:ascii="Courier New" w:hAnsi="Courier New" w:cs="Courier New" w:hint="default"/>
+      </w:rPr>
+    </w:lvl>
+    <w:lvl w:ilvl="8" w:tplc="20000005" w:tentative="1">
+      <w:start w:val="1"/>
+      <w:numFmt w:val="bullet"/>
+      <w:lvlText w:val=""/>
+      <w:lvlJc w:val="left"/>
+      <w:pPr>
+        <w:ind w:left="6480" w:hanging="360"/>
+      </w:pPr>
+      <w:rPr>
+        <w:rFonts w:ascii="Wingdings" w:hAnsi="Wingdings" w:hint="default"/>
+      </w:rPr>
+    </w:lvl>
+  </w:abstractNum>
+  <w:abstractNum w:abstractNumId="1" w15:restartNumberingAfterBreak="0">
+    <w:nsid w:val="5B535817"/>
+    <w:multiLevelType w:val="hybridMultilevel"/>
+    <w:tmpl w:val="22B84E24"/>
+    <w:lvl w:ilvl="0" w:tplc="857ED508">
+      <w:numFmt w:val="bullet"/>
+      <w:lvlText w:val="-"/>
+      <w:lvlJc w:val="left"/>
+      <w:pPr>
+        <w:ind w:left="720" w:hanging="360"/>
+      </w:pPr>
+      <w:rPr>
+        <w:rFonts w:ascii="Sakkal Majalla" w:eastAsiaTheme="minorHAnsi" w:hAnsi="Sakkal Majalla" w:cs="Sakkal Majalla" w:hint="default"/>
+      </w:rPr>
+    </w:lvl>
+    <w:lvl w:ilvl="1" w:tplc="20000003" w:tentative="1">
+      <w:start w:val="1"/>
+      <w:numFmt w:val="bullet"/>
+      <w:lvlText w:val="o"/>
+      <w:lvlJc w:val="left"/>
+      <w:pPr>
+        <w:ind w:left="1440" w:hanging="360"/>
+      </w:pPr>
+      <w:rPr>
+        <w:rFonts w:ascii="Courier New" w:hAnsi="Courier New" w:cs="Courier New" w:hint="default"/>
+      </w:rPr>
+    </w:lvl>
+    <w:lvl w:ilvl="2" w:tplc="20000005" w:tentative="1">
+      <w:start w:val="1"/>
+      <w:numFmt w:val="bullet"/>
+      <w:lvlText w:val=""/>
+      <w:lvlJc w:val="left"/>
+      <w:pPr>
+        <w:ind w:left="2160" w:hanging="360"/>
+      </w:pPr>
+      <w:rPr>
+        <w:rFonts w:ascii="Wingdings" w:hAnsi="Wingdings" w:hint="default"/>
+      </w:rPr>
+    </w:lvl>
+    <w:lvl w:ilvl="3" w:tplc="20000001" w:tentative="1">
+      <w:start w:val="1"/>
+      <w:numFmt w:val="bullet"/>
+      <w:lvlText w:val=""/>
+      <w:lvlJc w:val="left"/>
+      <w:pPr>
+        <w:ind w:left="2880" w:hanging="360"/>
+      </w:pPr>
+      <w:rPr>
+        <w:rFonts w:ascii="Symbol" w:hAnsi="Symbol" w:hint="default"/>
+      </w:rPr>
+    </w:lvl>
+    <w:lvl w:ilvl="4" w:tplc="20000003" w:tentative="1">
+      <w:start w:val="1"/>
+      <w:numFmt w:val="bullet"/>
+      <w:lvlText w:val="o"/>
+      <w:lvlJc w:val="left"/>
+      <w:pPr>
+        <w:ind w:left="3600" w:hanging="360"/>
+      </w:pPr>
+      <w:rPr>
+        <w:rFonts w:ascii="Courier New" w:hAnsi="Courier New" w:cs="Courier New" w:hint="default"/>
+      </w:rPr>
+    </w:lvl>
+    <w:lvl w:ilvl="5" w:tplc="20000005" w:tentative="1">
+      <w:start w:val="1"/>
+      <w:numFmt w:val="bullet"/>
+      <w:lvlText w:val=""/>
+      <w:lvlJc w:val="left"/>
+      <w:pPr>
+        <w:ind w:left="4320" w:hanging="360"/>
+      </w:pPr>
+      <w:rPr>
+        <w:rFonts w:ascii="Wingdings" w:hAnsi="Wingdings" w:hint="default"/>
+      </w:rPr>
+    </w:lvl>
+    <w:lvl w:ilvl="6" w:tplc="20000001" w:tentative="1">
+      <w:start w:val="1"/>
+      <w:numFmt w:val="bullet"/>
+      <w:lvlText w:val=""/>
+      <w:lvlJc w:val="left"/>
+      <w:pPr>
+        <w:ind w:left="5040" w:hanging="360"/>
+      </w:pPr>
+      <w:rPr>
+        <w:rFonts w:ascii="Symbol" w:hAnsi="Symbol" w:hint="default"/>
+      </w:rPr>
+    </w:lvl>
+    <w:lvl w:ilvl="7" w:tplc="20000003" w:tentative="1">
+      <w:start w:val="1"/>
+      <w:numFmt w:val="bullet"/>
+      <w:lvlText w:val="o"/>
+      <w:lvlJc w:val="left"/>
+      <w:pPr>
+        <w:ind w:left="5760" w:hanging="360"/>
+      </w:pPr>
+      <w:rPr>
+        <w:rFonts w:ascii="Courier New" w:hAnsi="Courier New" w:cs="Courier New" w:hint="default"/>
+      </w:rPr>
+    </w:lvl>
+    <w:lvl w:ilvl="8" w:tplc="20000005" w:tentative="1">
+      <w:start w:val="1"/>
+      <w:numFmt w:val="bullet"/>
+      <w:lvlText w:val=""/>
+      <w:lvlJc w:val="left"/>
+      <w:pPr>
+        <w:ind w:left="6480" w:hanging="360"/>
+      </w:pPr>
+      <w:rPr>
+        <w:rFonts w:ascii="Wingdings" w:hAnsi="Wingdings" w:hint="default"/>
+      </w:rPr>
+    </w:lvl>
+  </w:abstractNum>
+  <w:num w:numId="1">
+    <w:abstractNumId w:val="0"/>
+  </w:num>
+  <w:num w:numId="2">
+    <w:abstractNumId w:val="1"/>
+  </w:num>
+</w:numbering>
+</file>
+
 <file path=word/styles.xml><?xml version="1.0" encoding="utf-8"?>
-<w:styles xmlns:mc="http://schemas.openxmlformats.org/markup-compatibility/2006" xmlns:r="http://schemas.openxmlformats.org/officeDocument/2006/relationships" xmlns:w="http://schemas.openxmlformats.org/wordprocessingml/2006/main" xmlns:w14="http://schemas.microsoft.com/office/word/2010/wordml" xmlns:w15="http://schemas.microsoft.com/office/word/2012/wordml" xmlns:w16cex="http://schemas.microsoft.com/office/word/2018/wordml/cex" xmlns:w16cid="http://schemas.microsoft.com/office/word/2016/wordml/cid" xmlns:w16="http://schemas.microsoft.com/office/word/2018/wordml" xmlns:w16sdtdh="http://schemas.microsoft.com/office/word/2020/wordml/sdtdatahash" xmlns:w16se="http://schemas.microsoft.com/office/word/2015/wordml/symex" mc:Ignorable="w14 w15 w16se w16cid w16 w16cex w16sdtdh">
+<w:styles xmlns:mc="http://schemas.openxmlformats.org/markup-compatibility/2006" xmlns:r="http://schemas.openxmlformats.org/officeDocument/2006/relationships" xmlns:w="http://schemas.openxmlformats.org/wordprocessingml/2006/main" xmlns:w14="http://schemas.microsoft.com/office/word/2010/wordml" xmlns:w15="http://schemas.microsoft.com/office/word/2012/wordml" xmlns:w16cid="http://schemas.microsoft.com/office/word/2016/wordml/cid" xmlns:w16se="http://schemas.microsoft.com/office/word/2015/wordml/symex" mc:Ignorable="w14 w15 w16se w16cid">
   <w:docDefaults>
     <w:rPrDefault>
       <w:rPr>
-        <w:rFonts w:ascii="Sakkal Majalla" w:eastAsiaTheme="minorHAnsi" w:hAnsi="Sakkal Majalla" w:cs="Sakkal Majalla"/>
-        <w:sz w:val="28"/>
-        <w:szCs w:val="28"/>
-        <w:lang w:val="en-US" w:eastAsia="en-US" w:bidi="he-IL"/>
+        <w:rFonts w:asciiTheme="minorHAnsi" w:eastAsiaTheme="minorHAnsi" w:hAnsiTheme="minorHAnsi" w:cstheme="minorBidi"/>
+        <w:sz w:val="22"/>
+        <w:szCs w:val="22"/>
+        <w:lang w:val="en-IL" w:eastAsia="en-US" w:bidi="ar-SA"/>
       </w:rPr>
     </w:rPrDefault>
     <w:pPrDefault>
       <w:pPr>
-        <w:bidi/>
         <w:spacing w:after="160" w:line="259" w:lineRule="auto"/>
-        <w:jc w:val="both"/>
       </w:pPr>
     </w:pPrDefault>
   </w:docDefaults>
@@ -959,7 +1520,7 @@
     <w:basedOn w:val="DefaultParagraphFont"/>
     <w:uiPriority w:val="99"/>
     <w:unhideWhenUsed/>
-    <w:rsid w:val="00613760"/>
+    <w:rsid w:val="00DC3929"/>
     <w:rPr>
       <w:color w:val="0563C1" w:themeColor="hyperlink"/>
       <w:u w:val="single"/>
@@ -971,17 +1532,40 @@
     <w:uiPriority w:val="99"/>
     <w:semiHidden/>
     <w:unhideWhenUsed/>
-    <w:rsid w:val="00613760"/>
+    <w:rsid w:val="00DC3929"/>
     <w:rPr>
       <w:color w:val="605E5C"/>
       <w:shd w:val="clear" w:color="auto" w:fill="E1DFDD"/>
+    </w:rPr>
+  </w:style>
+  <w:style w:type="paragraph" w:styleId="ListParagraph">
+    <w:name w:val="List Paragraph"/>
+    <w:basedOn w:val="Normal"/>
+    <w:uiPriority w:val="34"/>
+    <w:qFormat/>
+    <w:rsid w:val="00B523A2"/>
+    <w:pPr>
+      <w:ind w:left="720"/>
+      <w:contextualSpacing/>
+    </w:pPr>
+  </w:style>
+  <w:style w:type="character" w:styleId="FollowedHyperlink">
+    <w:name w:val="FollowedHyperlink"/>
+    <w:basedOn w:val="DefaultParagraphFont"/>
+    <w:uiPriority w:val="99"/>
+    <w:semiHidden/>
+    <w:unhideWhenUsed/>
+    <w:rsid w:val="00797FA3"/>
+    <w:rPr>
+      <w:color w:val="954F72" w:themeColor="followedHyperlink"/>
+      <w:u w:val="single"/>
     </w:rPr>
   </w:style>
 </w:styles>
 </file>
 
 <file path=word/theme/theme1.xml><?xml version="1.0" encoding="utf-8"?>
-<a:theme xmlns:a="http://schemas.openxmlformats.org/drawingml/2006/main" name="Office Theme">
+<a:theme xmlns:a="http://schemas.openxmlformats.org/drawingml/2006/main" name="ערכת נושא Office">
   <a:themeElements>
     <a:clrScheme name="Office">
       <a:dk1>
